--- a/Doc/Use Case Text 001.docx
+++ b/Doc/Use Case Text 001.docx
@@ -11,16 +11,272 @@
       </w:pPr>
       <w:r>
         <w:rPr>
+          <w:rFonts w:ascii="TH SarabunPSK" w:hAnsi="TH SarabunPSK" w:cs="TH SarabunPSK"/>
+          <w:sz w:val="28"/>
+        </w:rPr>
+        <w:t xml:space="preserve">Use Case </w:t>
+      </w:r>
+    </w:p>
+    <w:p>
+      <w:pPr>
+        <w:rPr>
+          <w:rFonts w:ascii="TH SarabunPSK" w:hAnsi="TH SarabunPSK" w:cs="TH SarabunPSK"/>
+          <w:sz w:val="28"/>
+        </w:rPr>
+      </w:pPr>
+      <w:r>
+        <w:rPr>
+          <w:rFonts w:ascii="TH SarabunPSK" w:hAnsi="TH SarabunPSK" w:cs="TH SarabunPSK"/>
+          <w:noProof/>
+          <w:sz w:val="28"/>
+        </w:rPr>
+        <w:drawing>
+          <wp:inline distT="0" distB="0" distL="0" distR="0" wp14:anchorId="4CA221AC" wp14:editId="24F969CB">
+            <wp:extent cx="3223260" cy="4286064"/>
+            <wp:effectExtent l="0" t="0" r="0" b="635"/>
+            <wp:docPr id="139588446" name="รูปภาพ 1"/>
+            <wp:cNvGraphicFramePr>
+              <a:graphicFrameLocks xmlns:a="http://schemas.openxmlformats.org/drawingml/2006/main" noChangeAspect="1"/>
+            </wp:cNvGraphicFramePr>
+            <a:graphic xmlns:a="http://schemas.openxmlformats.org/drawingml/2006/main">
+              <a:graphicData uri="http://schemas.openxmlformats.org/drawingml/2006/picture">
+                <pic:pic xmlns:pic="http://schemas.openxmlformats.org/drawingml/2006/picture">
+                  <pic:nvPicPr>
+                    <pic:cNvPr id="139588446" name="รูปภาพ 139588446"/>
+                    <pic:cNvPicPr/>
+                  </pic:nvPicPr>
+                  <pic:blipFill>
+                    <a:blip r:embed="rId8">
+                      <a:extLst>
+                        <a:ext uri="{28A0092B-C50C-407E-A947-70E740481C1C}">
+                          <a14:useLocalDpi xmlns:a14="http://schemas.microsoft.com/office/drawing/2010/main" val="0"/>
+                        </a:ext>
+                      </a:extLst>
+                    </a:blip>
+                    <a:stretch>
+                      <a:fillRect/>
+                    </a:stretch>
+                  </pic:blipFill>
+                  <pic:spPr>
+                    <a:xfrm>
+                      <a:off x="0" y="0"/>
+                      <a:ext cx="3235134" cy="4301854"/>
+                    </a:xfrm>
+                    <a:prstGeom prst="rect">
+                      <a:avLst/>
+                    </a:prstGeom>
+                  </pic:spPr>
+                </pic:pic>
+              </a:graphicData>
+            </a:graphic>
+          </wp:inline>
+        </w:drawing>
+      </w:r>
+    </w:p>
+    <w:p>
+      <w:pPr>
+        <w:rPr>
+          <w:rFonts w:ascii="TH SarabunPSK" w:hAnsi="TH SarabunPSK" w:cs="TH SarabunPSK"/>
+          <w:sz w:val="28"/>
+        </w:rPr>
+      </w:pPr>
+      <w:r>
+        <w:rPr>
+          <w:rFonts w:ascii="TH SarabunPSK" w:hAnsi="TH SarabunPSK" w:cs="TH SarabunPSK"/>
+          <w:noProof/>
+          <w:sz w:val="28"/>
+        </w:rPr>
+        <w:drawing>
+          <wp:inline distT="0" distB="0" distL="0" distR="0" wp14:anchorId="677776C7" wp14:editId="6D14A3C1">
+            <wp:extent cx="3817620" cy="3453634"/>
+            <wp:effectExtent l="0" t="0" r="0" b="0"/>
+            <wp:docPr id="1046832197" name="รูปภาพ 5"/>
+            <wp:cNvGraphicFramePr>
+              <a:graphicFrameLocks xmlns:a="http://schemas.openxmlformats.org/drawingml/2006/main" noChangeAspect="1"/>
+            </wp:cNvGraphicFramePr>
+            <a:graphic xmlns:a="http://schemas.openxmlformats.org/drawingml/2006/main">
+              <a:graphicData uri="http://schemas.openxmlformats.org/drawingml/2006/picture">
+                <pic:pic xmlns:pic="http://schemas.openxmlformats.org/drawingml/2006/picture">
+                  <pic:nvPicPr>
+                    <pic:cNvPr id="1046832197" name="รูปภาพ 1046832197"/>
+                    <pic:cNvPicPr/>
+                  </pic:nvPicPr>
+                  <pic:blipFill>
+                    <a:blip r:embed="rId9">
+                      <a:extLst>
+                        <a:ext uri="{28A0092B-C50C-407E-A947-70E740481C1C}">
+                          <a14:useLocalDpi xmlns:a14="http://schemas.microsoft.com/office/drawing/2010/main" val="0"/>
+                        </a:ext>
+                      </a:extLst>
+                    </a:blip>
+                    <a:stretch>
+                      <a:fillRect/>
+                    </a:stretch>
+                  </pic:blipFill>
+                  <pic:spPr>
+                    <a:xfrm>
+                      <a:off x="0" y="0"/>
+                      <a:ext cx="3837531" cy="3471647"/>
+                    </a:xfrm>
+                    <a:prstGeom prst="rect">
+                      <a:avLst/>
+                    </a:prstGeom>
+                  </pic:spPr>
+                </pic:pic>
+              </a:graphicData>
+            </a:graphic>
+          </wp:inline>
+        </w:drawing>
+      </w:r>
+    </w:p>
+    <w:p>
+      <w:pPr>
+        <w:rPr>
+          <w:rFonts w:ascii="TH SarabunPSK" w:hAnsi="TH SarabunPSK" w:cs="TH SarabunPSK"/>
+          <w:sz w:val="28"/>
+        </w:rPr>
+      </w:pPr>
+      <w:r>
+        <w:rPr>
+          <w:rFonts w:ascii="TH SarabunPSK" w:hAnsi="TH SarabunPSK" w:cs="TH SarabunPSK"/>
+          <w:noProof/>
+          <w:sz w:val="28"/>
+        </w:rPr>
+        <w:lastRenderedPageBreak/>
+        <w:drawing>
+          <wp:inline distT="0" distB="0" distL="0" distR="0" wp14:anchorId="365906CA" wp14:editId="04FD9DB6">
+            <wp:extent cx="4170210" cy="3482340"/>
+            <wp:effectExtent l="0" t="0" r="1905" b="3810"/>
+            <wp:docPr id="1503840961" name="รูปภาพ 6"/>
+            <wp:cNvGraphicFramePr>
+              <a:graphicFrameLocks xmlns:a="http://schemas.openxmlformats.org/drawingml/2006/main" noChangeAspect="1"/>
+            </wp:cNvGraphicFramePr>
+            <a:graphic xmlns:a="http://schemas.openxmlformats.org/drawingml/2006/main">
+              <a:graphicData uri="http://schemas.openxmlformats.org/drawingml/2006/picture">
+                <pic:pic xmlns:pic="http://schemas.openxmlformats.org/drawingml/2006/picture">
+                  <pic:nvPicPr>
+                    <pic:cNvPr id="1503840961" name="รูปภาพ 1503840961"/>
+                    <pic:cNvPicPr/>
+                  </pic:nvPicPr>
+                  <pic:blipFill>
+                    <a:blip r:embed="rId10">
+                      <a:extLst>
+                        <a:ext uri="{28A0092B-C50C-407E-A947-70E740481C1C}">
+                          <a14:useLocalDpi xmlns:a14="http://schemas.microsoft.com/office/drawing/2010/main" val="0"/>
+                        </a:ext>
+                      </a:extLst>
+                    </a:blip>
+                    <a:stretch>
+                      <a:fillRect/>
+                    </a:stretch>
+                  </pic:blipFill>
+                  <pic:spPr>
+                    <a:xfrm>
+                      <a:off x="0" y="0"/>
+                      <a:ext cx="4180890" cy="3491259"/>
+                    </a:xfrm>
+                    <a:prstGeom prst="rect">
+                      <a:avLst/>
+                    </a:prstGeom>
+                  </pic:spPr>
+                </pic:pic>
+              </a:graphicData>
+            </a:graphic>
+          </wp:inline>
+        </w:drawing>
+      </w:r>
+      <w:r>
+        <w:rPr>
+          <w:rFonts w:ascii="TH SarabunPSK" w:hAnsi="TH SarabunPSK" w:cs="TH SarabunPSK"/>
+          <w:noProof/>
+          <w:sz w:val="28"/>
+        </w:rPr>
+        <w:drawing>
+          <wp:inline distT="0" distB="0" distL="0" distR="0" wp14:anchorId="7D27E175" wp14:editId="64E268D9">
+            <wp:extent cx="4024488" cy="2125980"/>
+            <wp:effectExtent l="0" t="0" r="0" b="7620"/>
+            <wp:docPr id="1971240154" name="รูปภาพ 4"/>
+            <wp:cNvGraphicFramePr>
+              <a:graphicFrameLocks xmlns:a="http://schemas.openxmlformats.org/drawingml/2006/main" noChangeAspect="1"/>
+            </wp:cNvGraphicFramePr>
+            <a:graphic xmlns:a="http://schemas.openxmlformats.org/drawingml/2006/main">
+              <a:graphicData uri="http://schemas.openxmlformats.org/drawingml/2006/picture">
+                <pic:pic xmlns:pic="http://schemas.openxmlformats.org/drawingml/2006/picture">
+                  <pic:nvPicPr>
+                    <pic:cNvPr id="1971240154" name="รูปภาพ 1971240154"/>
+                    <pic:cNvPicPr/>
+                  </pic:nvPicPr>
+                  <pic:blipFill>
+                    <a:blip r:embed="rId11">
+                      <a:extLst>
+                        <a:ext uri="{28A0092B-C50C-407E-A947-70E740481C1C}">
+                          <a14:useLocalDpi xmlns:a14="http://schemas.microsoft.com/office/drawing/2010/main" val="0"/>
+                        </a:ext>
+                      </a:extLst>
+                    </a:blip>
+                    <a:stretch>
+                      <a:fillRect/>
+                    </a:stretch>
+                  </pic:blipFill>
+                  <pic:spPr>
+                    <a:xfrm>
+                      <a:off x="0" y="0"/>
+                      <a:ext cx="4048654" cy="2138746"/>
+                    </a:xfrm>
+                    <a:prstGeom prst="rect">
+                      <a:avLst/>
+                    </a:prstGeom>
+                  </pic:spPr>
+                </pic:pic>
+              </a:graphicData>
+            </a:graphic>
+          </wp:inline>
+        </w:drawing>
+      </w:r>
+    </w:p>
+    <w:p>
+      <w:pPr>
+        <w:rPr>
+          <w:rFonts w:ascii="TH SarabunPSK" w:hAnsi="TH SarabunPSK" w:cs="TH SarabunPSK"/>
+          <w:sz w:val="28"/>
+        </w:rPr>
+      </w:pPr>
+    </w:p>
+    <w:p>
+      <w:pPr>
+        <w:rPr>
+          <w:rFonts w:ascii="TH SarabunPSK" w:hAnsi="TH SarabunPSK" w:cs="TH SarabunPSK"/>
+          <w:sz w:val="28"/>
+        </w:rPr>
+      </w:pPr>
+      <w:r>
+        <w:rPr>
+          <w:rFonts w:ascii="TH SarabunPSK" w:hAnsi="TH SarabunPSK" w:cs="TH SarabunPSK"/>
+          <w:sz w:val="28"/>
+        </w:rPr>
+        <w:br w:type="page"/>
+      </w:r>
+    </w:p>
+    <w:p>
+      <w:pPr>
+        <w:rPr>
+          <w:rFonts w:ascii="TH SarabunPSK" w:hAnsi="TH SarabunPSK" w:cs="TH SarabunPSK"/>
+          <w:sz w:val="28"/>
+        </w:rPr>
+      </w:pPr>
+      <w:r>
+        <w:rPr>
           <w:rFonts w:ascii="TH SarabunPSK" w:hAnsi="TH SarabunPSK" w:cs="TH SarabunPSK" w:hint="cs"/>
           <w:sz w:val="28"/>
         </w:rPr>
+        <w:lastRenderedPageBreak/>
         <w:t>Use Case Text</w:t>
       </w:r>
     </w:p>
     <w:p>
       <w:pPr>
         <w:rPr>
-          <w:rFonts w:ascii="TH SarabunPSK" w:hAnsi="TH SarabunPSK" w:cs="TH SarabunPSK" w:hint="cs"/>
+          <w:rFonts w:ascii="TH SarabunPSK" w:hAnsi="TH SarabunPSK" w:cs="TH SarabunPSK"/>
           <w:sz w:val="28"/>
           <w:cs/>
         </w:rPr>
@@ -241,8 +497,8 @@
         <w:tblLook w:val="04A0" w:firstRow="1" w:lastRow="0" w:firstColumn="1" w:lastColumn="0" w:noHBand="0" w:noVBand="1"/>
       </w:tblPr>
       <w:tblGrid>
-        <w:gridCol w:w="2122"/>
-        <w:gridCol w:w="7228"/>
+        <w:gridCol w:w="2449"/>
+        <w:gridCol w:w="8341"/>
       </w:tblGrid>
       <w:tr>
         <w:tc>
@@ -896,54 +1152,23 @@
     </w:tbl>
     <w:p>
       <w:pPr>
-        <w:tabs>
-          <w:tab w:val="left" w:pos="3372"/>
-        </w:tabs>
+        <w:pStyle w:val="af"/>
+        <w:keepNext/>
         <w:rPr>
           <w:rFonts w:ascii="TH SarabunPSK" w:hAnsi="TH SarabunPSK" w:cs="TH SarabunPSK"/>
-          <w:sz w:val="28"/>
-        </w:rPr>
-      </w:pPr>
-      <w:r>
-        <w:rPr>
-          <w:rFonts w:ascii="TH SarabunPSK" w:hAnsi="TH SarabunPSK" w:cs="TH SarabunPSK" w:hint="cs"/>
-          <w:sz w:val="28"/>
+          <w:i w:val="0"/>
+          <w:iCs w:val="0"/>
+          <w:color w:val="auto"/>
+          <w:sz w:val="28"/>
+          <w:szCs w:val="28"/>
           <w:cs/>
         </w:rPr>
-        <w:tab/>
-      </w:r>
-    </w:p>
-    <w:p>
-      <w:pPr>
-        <w:tabs>
-          <w:tab w:val="left" w:pos="3372"/>
-        </w:tabs>
-        <w:rPr>
-          <w:rFonts w:ascii="TH SarabunPSK" w:hAnsi="TH SarabunPSK" w:cs="TH SarabunPSK"/>
-          <w:sz w:val="28"/>
-        </w:rPr>
-      </w:pPr>
-    </w:p>
-    <w:p>
-      <w:pPr>
-        <w:tabs>
-          <w:tab w:val="left" w:pos="3372"/>
-        </w:tabs>
-        <w:rPr>
-          <w:rFonts w:ascii="TH SarabunPSK" w:hAnsi="TH SarabunPSK" w:cs="TH SarabunPSK"/>
-          <w:sz w:val="28"/>
-        </w:rPr>
-      </w:pPr>
-    </w:p>
-    <w:p>
-      <w:pPr>
-        <w:tabs>
-          <w:tab w:val="left" w:pos="3372"/>
-        </w:tabs>
-        <w:rPr>
-          <w:rFonts w:ascii="TH SarabunPSK" w:hAnsi="TH SarabunPSK" w:cs="TH SarabunPSK"/>
-          <w:sz w:val="28"/>
-        </w:rPr>
+        <w:sectPr>
+          <w:pgSz w:w="12240" w:h="15840"/>
+          <w:pgMar w:top="720" w:right="720" w:bottom="720" w:left="720" w:header="708" w:footer="708" w:gutter="0"/>
+          <w:cols w:space="708"/>
+          <w:docGrid w:linePitch="360"/>
+        </w:sectPr>
       </w:pPr>
     </w:p>
     <w:p>
@@ -1110,8 +1335,8 @@
         <w:tblLook w:val="04A0" w:firstRow="1" w:lastRow="0" w:firstColumn="1" w:lastColumn="0" w:noHBand="0" w:noVBand="1"/>
       </w:tblPr>
       <w:tblGrid>
-        <w:gridCol w:w="2122"/>
-        <w:gridCol w:w="7228"/>
+        <w:gridCol w:w="2449"/>
+        <w:gridCol w:w="8341"/>
       </w:tblGrid>
       <w:tr>
         <w:tc>
@@ -1857,6 +2082,27 @@
           <w:rFonts w:ascii="TH SarabunPSK" w:hAnsi="TH SarabunPSK" w:cs="TH SarabunPSK"/>
           <w:sz w:val="28"/>
         </w:rPr>
+      </w:pPr>
+    </w:p>
+    <w:p>
+      <w:pPr>
+        <w:pStyle w:val="af"/>
+        <w:keepNext/>
+        <w:rPr>
+          <w:rFonts w:ascii="TH SarabunPSK" w:hAnsi="TH SarabunPSK" w:cs="TH SarabunPSK"/>
+          <w:i w:val="0"/>
+          <w:iCs w:val="0"/>
+          <w:color w:val="auto"/>
+          <w:sz w:val="28"/>
+          <w:szCs w:val="28"/>
+          <w:cs/>
+        </w:rPr>
+        <w:sectPr>
+          <w:pgSz w:w="12240" w:h="15840"/>
+          <w:pgMar w:top="720" w:right="720" w:bottom="720" w:left="720" w:header="708" w:footer="708" w:gutter="0"/>
+          <w:cols w:space="708"/>
+          <w:docGrid w:linePitch="360"/>
+        </w:sectPr>
       </w:pPr>
     </w:p>
     <w:p>
@@ -2023,8 +2269,8 @@
         <w:tblLook w:val="04A0" w:firstRow="1" w:lastRow="0" w:firstColumn="1" w:lastColumn="0" w:noHBand="0" w:noVBand="1"/>
       </w:tblPr>
       <w:tblGrid>
-        <w:gridCol w:w="2122"/>
-        <w:gridCol w:w="7228"/>
+        <w:gridCol w:w="2449"/>
+        <w:gridCol w:w="8341"/>
       </w:tblGrid>
       <w:tr>
         <w:tc>
@@ -2759,6 +3005,27 @@
           <w:rFonts w:ascii="TH SarabunPSK" w:hAnsi="TH SarabunPSK" w:cs="TH SarabunPSK"/>
           <w:sz w:val="28"/>
         </w:rPr>
+      </w:pPr>
+    </w:p>
+    <w:p>
+      <w:pPr>
+        <w:pStyle w:val="af"/>
+        <w:keepNext/>
+        <w:rPr>
+          <w:rFonts w:ascii="TH SarabunPSK" w:hAnsi="TH SarabunPSK" w:cs="TH SarabunPSK"/>
+          <w:i w:val="0"/>
+          <w:iCs w:val="0"/>
+          <w:color w:val="auto"/>
+          <w:sz w:val="28"/>
+          <w:szCs w:val="28"/>
+          <w:cs/>
+        </w:rPr>
+        <w:sectPr>
+          <w:pgSz w:w="12240" w:h="15840"/>
+          <w:pgMar w:top="720" w:right="720" w:bottom="720" w:left="720" w:header="708" w:footer="708" w:gutter="0"/>
+          <w:cols w:space="708"/>
+          <w:docGrid w:linePitch="360"/>
+        </w:sectPr>
       </w:pPr>
     </w:p>
     <w:p>
@@ -2928,8 +3195,8 @@
         <w:tblLook w:val="04A0" w:firstRow="1" w:lastRow="0" w:firstColumn="1" w:lastColumn="0" w:noHBand="0" w:noVBand="1"/>
       </w:tblPr>
       <w:tblGrid>
-        <w:gridCol w:w="2122"/>
-        <w:gridCol w:w="7228"/>
+        <w:gridCol w:w="2449"/>
+        <w:gridCol w:w="8341"/>
       </w:tblGrid>
       <w:tr>
         <w:tc>
@@ -3628,6 +3895,27 @@
           <w:rFonts w:ascii="TH SarabunPSK" w:hAnsi="TH SarabunPSK" w:cs="TH SarabunPSK"/>
           <w:sz w:val="28"/>
         </w:rPr>
+      </w:pPr>
+    </w:p>
+    <w:p>
+      <w:pPr>
+        <w:pStyle w:val="af"/>
+        <w:keepNext/>
+        <w:rPr>
+          <w:rFonts w:ascii="TH SarabunPSK" w:hAnsi="TH SarabunPSK" w:cs="TH SarabunPSK"/>
+          <w:i w:val="0"/>
+          <w:iCs w:val="0"/>
+          <w:color w:val="auto"/>
+          <w:sz w:val="28"/>
+          <w:szCs w:val="28"/>
+          <w:cs/>
+        </w:rPr>
+        <w:sectPr>
+          <w:pgSz w:w="12240" w:h="15840"/>
+          <w:pgMar w:top="720" w:right="720" w:bottom="720" w:left="720" w:header="708" w:footer="708" w:gutter="0"/>
+          <w:cols w:space="708"/>
+          <w:docGrid w:linePitch="360"/>
+        </w:sectPr>
       </w:pPr>
     </w:p>
     <w:p>
@@ -3797,8 +4085,8 @@
         <w:tblLook w:val="04A0" w:firstRow="1" w:lastRow="0" w:firstColumn="1" w:lastColumn="0" w:noHBand="0" w:noVBand="1"/>
       </w:tblPr>
       <w:tblGrid>
-        <w:gridCol w:w="2122"/>
-        <w:gridCol w:w="7228"/>
+        <w:gridCol w:w="2449"/>
+        <w:gridCol w:w="8341"/>
       </w:tblGrid>
       <w:tr>
         <w:tc>
@@ -4502,6 +4790,27 @@
           <w:rFonts w:ascii="TH SarabunPSK" w:hAnsi="TH SarabunPSK" w:cs="TH SarabunPSK"/>
           <w:sz w:val="28"/>
         </w:rPr>
+      </w:pPr>
+    </w:p>
+    <w:p>
+      <w:pPr>
+        <w:pStyle w:val="af"/>
+        <w:keepNext/>
+        <w:rPr>
+          <w:rFonts w:ascii="TH SarabunPSK" w:hAnsi="TH SarabunPSK" w:cs="TH SarabunPSK"/>
+          <w:i w:val="0"/>
+          <w:iCs w:val="0"/>
+          <w:color w:val="auto"/>
+          <w:sz w:val="28"/>
+          <w:szCs w:val="28"/>
+          <w:cs/>
+        </w:rPr>
+        <w:sectPr>
+          <w:pgSz w:w="12240" w:h="15840"/>
+          <w:pgMar w:top="720" w:right="720" w:bottom="720" w:left="720" w:header="708" w:footer="708" w:gutter="0"/>
+          <w:cols w:space="708"/>
+          <w:docGrid w:linePitch="360"/>
+        </w:sectPr>
       </w:pPr>
     </w:p>
     <w:p>
@@ -4671,8 +4980,8 @@
         <w:tblLook w:val="04A0" w:firstRow="1" w:lastRow="0" w:firstColumn="1" w:lastColumn="0" w:noHBand="0" w:noVBand="1"/>
       </w:tblPr>
       <w:tblGrid>
-        <w:gridCol w:w="2122"/>
-        <w:gridCol w:w="7228"/>
+        <w:gridCol w:w="2449"/>
+        <w:gridCol w:w="8341"/>
       </w:tblGrid>
       <w:tr>
         <w:tc>
@@ -5366,6 +5675,27 @@
           <w:rFonts w:ascii="TH SarabunPSK" w:hAnsi="TH SarabunPSK" w:cs="TH SarabunPSK"/>
           <w:sz w:val="28"/>
         </w:rPr>
+      </w:pPr>
+    </w:p>
+    <w:p>
+      <w:pPr>
+        <w:pStyle w:val="af"/>
+        <w:keepNext/>
+        <w:rPr>
+          <w:rFonts w:ascii="TH SarabunPSK" w:hAnsi="TH SarabunPSK" w:cs="TH SarabunPSK"/>
+          <w:i w:val="0"/>
+          <w:iCs w:val="0"/>
+          <w:color w:val="auto"/>
+          <w:sz w:val="28"/>
+          <w:szCs w:val="28"/>
+          <w:cs/>
+        </w:rPr>
+        <w:sectPr>
+          <w:pgSz w:w="12240" w:h="15840"/>
+          <w:pgMar w:top="720" w:right="720" w:bottom="720" w:left="720" w:header="708" w:footer="708" w:gutter="0"/>
+          <w:cols w:space="708"/>
+          <w:docGrid w:linePitch="360"/>
+        </w:sectPr>
       </w:pPr>
     </w:p>
     <w:p>
@@ -5535,8 +5865,8 @@
         <w:tblLook w:val="04A0" w:firstRow="1" w:lastRow="0" w:firstColumn="1" w:lastColumn="0" w:noHBand="0" w:noVBand="1"/>
       </w:tblPr>
       <w:tblGrid>
-        <w:gridCol w:w="2122"/>
-        <w:gridCol w:w="7228"/>
+        <w:gridCol w:w="2449"/>
+        <w:gridCol w:w="8341"/>
       </w:tblGrid>
       <w:tr>
         <w:tc>
@@ -6166,6 +6496,27 @@
           <w:rFonts w:ascii="TH SarabunPSK" w:hAnsi="TH SarabunPSK" w:cs="TH SarabunPSK"/>
           <w:sz w:val="28"/>
         </w:rPr>
+      </w:pPr>
+    </w:p>
+    <w:p>
+      <w:pPr>
+        <w:pStyle w:val="af"/>
+        <w:keepNext/>
+        <w:rPr>
+          <w:rFonts w:ascii="TH SarabunPSK" w:hAnsi="TH SarabunPSK" w:cs="TH SarabunPSK"/>
+          <w:i w:val="0"/>
+          <w:iCs w:val="0"/>
+          <w:color w:val="auto"/>
+          <w:sz w:val="28"/>
+          <w:szCs w:val="28"/>
+          <w:cs/>
+        </w:rPr>
+        <w:sectPr>
+          <w:pgSz w:w="12240" w:h="15840"/>
+          <w:pgMar w:top="720" w:right="720" w:bottom="720" w:left="720" w:header="708" w:footer="708" w:gutter="0"/>
+          <w:cols w:space="708"/>
+          <w:docGrid w:linePitch="360"/>
+        </w:sectPr>
       </w:pPr>
     </w:p>
     <w:p>
@@ -6334,8 +6685,8 @@
         <w:tblLook w:val="04A0" w:firstRow="1" w:lastRow="0" w:firstColumn="1" w:lastColumn="0" w:noHBand="0" w:noVBand="1"/>
       </w:tblPr>
       <w:tblGrid>
-        <w:gridCol w:w="2122"/>
-        <w:gridCol w:w="7228"/>
+        <w:gridCol w:w="2449"/>
+        <w:gridCol w:w="8341"/>
       </w:tblGrid>
       <w:tr>
         <w:tc>
@@ -7002,6 +7353,27 @@
           <w:rFonts w:ascii="TH SarabunPSK" w:hAnsi="TH SarabunPSK" w:cs="TH SarabunPSK"/>
           <w:sz w:val="28"/>
         </w:rPr>
+      </w:pPr>
+    </w:p>
+    <w:p>
+      <w:pPr>
+        <w:pStyle w:val="af"/>
+        <w:keepNext/>
+        <w:rPr>
+          <w:rFonts w:ascii="TH SarabunPSK" w:hAnsi="TH SarabunPSK" w:cs="TH SarabunPSK"/>
+          <w:i w:val="0"/>
+          <w:iCs w:val="0"/>
+          <w:color w:val="auto"/>
+          <w:sz w:val="28"/>
+          <w:szCs w:val="28"/>
+          <w:cs/>
+        </w:rPr>
+        <w:sectPr>
+          <w:pgSz w:w="12240" w:h="15840"/>
+          <w:pgMar w:top="720" w:right="720" w:bottom="720" w:left="720" w:header="708" w:footer="708" w:gutter="0"/>
+          <w:cols w:space="708"/>
+          <w:docGrid w:linePitch="360"/>
+        </w:sectPr>
       </w:pPr>
     </w:p>
     <w:p>
@@ -7171,8 +7543,8 @@
         <w:tblLook w:val="04A0" w:firstRow="1" w:lastRow="0" w:firstColumn="1" w:lastColumn="0" w:noHBand="0" w:noVBand="1"/>
       </w:tblPr>
       <w:tblGrid>
-        <w:gridCol w:w="2122"/>
-        <w:gridCol w:w="7228"/>
+        <w:gridCol w:w="2449"/>
+        <w:gridCol w:w="8341"/>
       </w:tblGrid>
       <w:tr>
         <w:tc>
@@ -7869,6 +8241,27 @@
           <w:rFonts w:ascii="TH SarabunPSK" w:hAnsi="TH SarabunPSK" w:cs="TH SarabunPSK"/>
           <w:sz w:val="28"/>
         </w:rPr>
+      </w:pPr>
+    </w:p>
+    <w:p>
+      <w:pPr>
+        <w:pStyle w:val="af"/>
+        <w:keepNext/>
+        <w:rPr>
+          <w:rFonts w:ascii="TH SarabunPSK" w:hAnsi="TH SarabunPSK" w:cs="TH SarabunPSK"/>
+          <w:i w:val="0"/>
+          <w:iCs w:val="0"/>
+          <w:color w:val="auto"/>
+          <w:sz w:val="28"/>
+          <w:szCs w:val="28"/>
+          <w:cs/>
+        </w:rPr>
+        <w:sectPr>
+          <w:pgSz w:w="12240" w:h="15840"/>
+          <w:pgMar w:top="720" w:right="720" w:bottom="720" w:left="720" w:header="708" w:footer="708" w:gutter="0"/>
+          <w:cols w:space="708"/>
+          <w:docGrid w:linePitch="360"/>
+        </w:sectPr>
       </w:pPr>
     </w:p>
     <w:p>
@@ -8050,8 +8443,8 @@
         <w:tblLook w:val="04A0" w:firstRow="1" w:lastRow="0" w:firstColumn="1" w:lastColumn="0" w:noHBand="0" w:noVBand="1"/>
       </w:tblPr>
       <w:tblGrid>
-        <w:gridCol w:w="2122"/>
-        <w:gridCol w:w="7228"/>
+        <w:gridCol w:w="2449"/>
+        <w:gridCol w:w="8341"/>
       </w:tblGrid>
       <w:tr>
         <w:tc>
@@ -8784,6 +9177,27 @@
           <w:rFonts w:ascii="TH SarabunPSK" w:hAnsi="TH SarabunPSK" w:cs="TH SarabunPSK"/>
           <w:sz w:val="28"/>
         </w:rPr>
+      </w:pPr>
+    </w:p>
+    <w:p>
+      <w:pPr>
+        <w:pStyle w:val="af"/>
+        <w:keepNext/>
+        <w:rPr>
+          <w:rFonts w:ascii="TH SarabunPSK" w:hAnsi="TH SarabunPSK" w:cs="TH SarabunPSK"/>
+          <w:i w:val="0"/>
+          <w:iCs w:val="0"/>
+          <w:color w:val="auto"/>
+          <w:sz w:val="28"/>
+          <w:szCs w:val="28"/>
+          <w:cs/>
+        </w:rPr>
+        <w:sectPr>
+          <w:pgSz w:w="12240" w:h="15840"/>
+          <w:pgMar w:top="720" w:right="720" w:bottom="720" w:left="720" w:header="708" w:footer="708" w:gutter="0"/>
+          <w:cols w:space="708"/>
+          <w:docGrid w:linePitch="360"/>
+        </w:sectPr>
       </w:pPr>
     </w:p>
     <w:p>
@@ -8952,8 +9366,8 @@
         <w:tblLook w:val="04A0" w:firstRow="1" w:lastRow="0" w:firstColumn="1" w:lastColumn="0" w:noHBand="0" w:noVBand="1"/>
       </w:tblPr>
       <w:tblGrid>
-        <w:gridCol w:w="2122"/>
-        <w:gridCol w:w="7228"/>
+        <w:gridCol w:w="2449"/>
+        <w:gridCol w:w="8341"/>
       </w:tblGrid>
       <w:tr>
         <w:tc>
@@ -9764,6 +10178,27 @@
           <w:rFonts w:ascii="TH SarabunPSK" w:hAnsi="TH SarabunPSK" w:cs="TH SarabunPSK"/>
           <w:sz w:val="28"/>
         </w:rPr>
+      </w:pPr>
+    </w:p>
+    <w:p>
+      <w:pPr>
+        <w:pStyle w:val="af"/>
+        <w:keepNext/>
+        <w:rPr>
+          <w:rFonts w:ascii="TH SarabunPSK" w:hAnsi="TH SarabunPSK" w:cs="TH SarabunPSK"/>
+          <w:i w:val="0"/>
+          <w:iCs w:val="0"/>
+          <w:color w:val="auto"/>
+          <w:sz w:val="28"/>
+          <w:szCs w:val="28"/>
+          <w:cs/>
+        </w:rPr>
+        <w:sectPr>
+          <w:pgSz w:w="12240" w:h="15840"/>
+          <w:pgMar w:top="720" w:right="720" w:bottom="720" w:left="720" w:header="708" w:footer="708" w:gutter="0"/>
+          <w:cols w:space="708"/>
+          <w:docGrid w:linePitch="360"/>
+        </w:sectPr>
       </w:pPr>
     </w:p>
     <w:p>
@@ -9931,8 +10366,8 @@
         <w:tblLook w:val="04A0" w:firstRow="1" w:lastRow="0" w:firstColumn="1" w:lastColumn="0" w:noHBand="0" w:noVBand="1"/>
       </w:tblPr>
       <w:tblGrid>
-        <w:gridCol w:w="2122"/>
-        <w:gridCol w:w="7228"/>
+        <w:gridCol w:w="2449"/>
+        <w:gridCol w:w="8341"/>
       </w:tblGrid>
       <w:tr>
         <w:tc>
@@ -10640,6 +11075,27 @@
           <w:rFonts w:ascii="TH SarabunPSK" w:hAnsi="TH SarabunPSK" w:cs="TH SarabunPSK"/>
           <w:sz w:val="28"/>
         </w:rPr>
+      </w:pPr>
+    </w:p>
+    <w:p>
+      <w:pPr>
+        <w:pStyle w:val="af"/>
+        <w:keepNext/>
+        <w:rPr>
+          <w:rFonts w:ascii="TH SarabunPSK" w:hAnsi="TH SarabunPSK" w:cs="TH SarabunPSK"/>
+          <w:i w:val="0"/>
+          <w:iCs w:val="0"/>
+          <w:color w:val="auto"/>
+          <w:sz w:val="28"/>
+          <w:szCs w:val="28"/>
+          <w:cs/>
+        </w:rPr>
+        <w:sectPr>
+          <w:pgSz w:w="12240" w:h="15840"/>
+          <w:pgMar w:top="720" w:right="720" w:bottom="720" w:left="720" w:header="708" w:footer="708" w:gutter="0"/>
+          <w:cols w:space="708"/>
+          <w:docGrid w:linePitch="360"/>
+        </w:sectPr>
       </w:pPr>
     </w:p>
     <w:p>
@@ -10809,8 +11265,8 @@
         <w:tblLook w:val="04A0" w:firstRow="1" w:lastRow="0" w:firstColumn="1" w:lastColumn="0" w:noHBand="0" w:noVBand="1"/>
       </w:tblPr>
       <w:tblGrid>
-        <w:gridCol w:w="2122"/>
-        <w:gridCol w:w="7228"/>
+        <w:gridCol w:w="2449"/>
+        <w:gridCol w:w="8341"/>
       </w:tblGrid>
       <w:tr>
         <w:tc>
@@ -11498,39 +11954,25 @@
           <w:sz w:val="28"/>
           <w:cs/>
         </w:rPr>
-      </w:pPr>
-      <w:r>
-        <w:rPr>
-          <w:rFonts w:ascii="TH SarabunPSK" w:hAnsi="TH SarabunPSK" w:cs="TH SarabunPSK"/>
-          <w:i/>
-          <w:iCs/>
-          <w:sz w:val="28"/>
-          <w:cs/>
-        </w:rPr>
-        <w:br w:type="page"/>
-      </w:r>
+        <w:sectPr>
+          <w:pgSz w:w="12240" w:h="15840"/>
+          <w:pgMar w:top="720" w:right="720" w:bottom="720" w:left="720" w:header="708" w:footer="708" w:gutter="0"/>
+          <w:cols w:space="708"/>
+          <w:docGrid w:linePitch="360"/>
+        </w:sectPr>
+      </w:pPr>
     </w:p>
     <w:p>
       <w:pPr>
-        <w:pStyle w:val="af"/>
-        <w:keepNext/>
         <w:rPr>
           <w:rFonts w:ascii="TH SarabunPSK" w:hAnsi="TH SarabunPSK" w:cs="TH SarabunPSK"/>
-          <w:i w:val="0"/>
-          <w:iCs w:val="0"/>
-          <w:color w:val="auto"/>
-          <w:sz w:val="28"/>
-          <w:szCs w:val="28"/>
+          <w:sz w:val="28"/>
         </w:rPr>
       </w:pPr>
       <w:r>
         <w:rPr>
           <w:rFonts w:ascii="TH SarabunPSK" w:hAnsi="TH SarabunPSK" w:cs="TH SarabunPSK" w:hint="cs"/>
-          <w:i w:val="0"/>
-          <w:iCs w:val="0"/>
-          <w:color w:val="auto"/>
-          <w:sz w:val="28"/>
-          <w:szCs w:val="28"/>
+          <w:sz w:val="28"/>
           <w:cs/>
         </w:rPr>
         <w:lastRenderedPageBreak/>
@@ -11539,11 +11981,9 @@
       <w:r>
         <w:rPr>
           <w:rFonts w:ascii="TH SarabunPSK" w:hAnsi="TH SarabunPSK" w:cs="TH SarabunPSK" w:hint="cs"/>
-          <w:i w:val="0"/>
-          <w:iCs w:val="0"/>
-          <w:color w:val="auto"/>
-          <w:sz w:val="28"/>
-          <w:szCs w:val="28"/>
+          <w:i/>
+          <w:iCs/>
+          <w:sz w:val="28"/>
           <w:cs/>
         </w:rPr>
         <w:fldChar w:fldCharType="begin"/>
@@ -11551,11 +11991,7 @@
       <w:r>
         <w:rPr>
           <w:rFonts w:ascii="TH SarabunPSK" w:hAnsi="TH SarabunPSK" w:cs="TH SarabunPSK" w:hint="cs"/>
-          <w:i w:val="0"/>
-          <w:iCs w:val="0"/>
-          <w:color w:val="auto"/>
-          <w:sz w:val="28"/>
-          <w:szCs w:val="28"/>
+          <w:sz w:val="28"/>
           <w:cs/>
         </w:rPr>
         <w:instrText xml:space="preserve"> </w:instrText>
@@ -11563,22 +11999,14 @@
       <w:r>
         <w:rPr>
           <w:rFonts w:ascii="TH SarabunPSK" w:hAnsi="TH SarabunPSK" w:cs="TH SarabunPSK" w:hint="cs"/>
-          <w:i w:val="0"/>
-          <w:iCs w:val="0"/>
-          <w:color w:val="auto"/>
-          <w:sz w:val="28"/>
-          <w:szCs w:val="28"/>
+          <w:sz w:val="28"/>
         </w:rPr>
         <w:instrText xml:space="preserve">SEQ </w:instrText>
       </w:r>
       <w:r>
         <w:rPr>
           <w:rFonts w:ascii="TH SarabunPSK" w:hAnsi="TH SarabunPSK" w:cs="TH SarabunPSK" w:hint="cs"/>
-          <w:i w:val="0"/>
-          <w:iCs w:val="0"/>
-          <w:color w:val="auto"/>
-          <w:sz w:val="28"/>
-          <w:szCs w:val="28"/>
+          <w:sz w:val="28"/>
           <w:cs/>
         </w:rPr>
         <w:instrText>ตารางที่</w:instrText>
@@ -11586,22 +12014,14 @@
       <w:r>
         <w:rPr>
           <w:rFonts w:ascii="TH SarabunPSK" w:hAnsi="TH SarabunPSK" w:cs="TH SarabunPSK" w:hint="cs"/>
-          <w:i w:val="0"/>
-          <w:iCs w:val="0"/>
-          <w:color w:val="auto"/>
-          <w:sz w:val="28"/>
-          <w:szCs w:val="28"/>
+          <w:sz w:val="28"/>
         </w:rPr>
         <w:instrText>_ \* ARABIC</w:instrText>
       </w:r>
       <w:r>
         <w:rPr>
           <w:rFonts w:ascii="TH SarabunPSK" w:hAnsi="TH SarabunPSK" w:cs="TH SarabunPSK" w:hint="cs"/>
-          <w:i w:val="0"/>
-          <w:iCs w:val="0"/>
-          <w:color w:val="auto"/>
-          <w:sz w:val="28"/>
-          <w:szCs w:val="28"/>
+          <w:sz w:val="28"/>
           <w:cs/>
         </w:rPr>
         <w:instrText xml:space="preserve"> </w:instrText>
@@ -11609,11 +12029,9 @@
       <w:r>
         <w:rPr>
           <w:rFonts w:ascii="TH SarabunPSK" w:hAnsi="TH SarabunPSK" w:cs="TH SarabunPSK" w:hint="cs"/>
-          <w:i w:val="0"/>
-          <w:iCs w:val="0"/>
-          <w:color w:val="auto"/>
-          <w:sz w:val="28"/>
-          <w:szCs w:val="28"/>
+          <w:i/>
+          <w:iCs/>
+          <w:sz w:val="28"/>
           <w:cs/>
         </w:rPr>
         <w:fldChar w:fldCharType="separate"/>
@@ -11621,12 +12039,8 @@
       <w:r>
         <w:rPr>
           <w:rFonts w:ascii="TH SarabunPSK" w:hAnsi="TH SarabunPSK" w:cs="TH SarabunPSK" w:hint="cs"/>
-          <w:i w:val="0"/>
-          <w:iCs w:val="0"/>
           <w:noProof/>
-          <w:color w:val="auto"/>
-          <w:sz w:val="28"/>
-          <w:szCs w:val="28"/>
+          <w:sz w:val="28"/>
           <w:cs/>
         </w:rPr>
         <w:t>14</w:t>
@@ -11634,11 +12048,9 @@
       <w:r>
         <w:rPr>
           <w:rFonts w:ascii="TH SarabunPSK" w:hAnsi="TH SarabunPSK" w:cs="TH SarabunPSK" w:hint="cs"/>
-          <w:i w:val="0"/>
-          <w:iCs w:val="0"/>
-          <w:color w:val="auto"/>
-          <w:sz w:val="28"/>
-          <w:szCs w:val="28"/>
+          <w:i/>
+          <w:iCs/>
+          <w:sz w:val="28"/>
           <w:cs/>
         </w:rPr>
         <w:fldChar w:fldCharType="end"/>
@@ -11646,24 +12058,16 @@
       <w:r>
         <w:rPr>
           <w:rFonts w:ascii="TH SarabunPSK" w:hAnsi="TH SarabunPSK" w:cs="TH SarabunPSK" w:hint="cs"/>
-          <w:i w:val="0"/>
-          <w:iCs w:val="0"/>
           <w:noProof/>
-          <w:color w:val="auto"/>
-          <w:sz w:val="28"/>
-          <w:szCs w:val="28"/>
+          <w:sz w:val="28"/>
         </w:rPr>
         <w:t xml:space="preserve"> </w:t>
       </w:r>
       <w:r>
         <w:rPr>
           <w:rFonts w:ascii="TH SarabunPSK" w:hAnsi="TH SarabunPSK" w:cs="TH SarabunPSK" w:hint="cs"/>
-          <w:i w:val="0"/>
-          <w:iCs w:val="0"/>
           <w:noProof/>
-          <w:color w:val="auto"/>
-          <w:sz w:val="28"/>
-          <w:szCs w:val="28"/>
+          <w:sz w:val="28"/>
           <w:cs/>
         </w:rPr>
         <w:t>จัดการความคิดเห็น</w:t>
@@ -11676,8 +12080,8 @@
         <w:tblLook w:val="04A0" w:firstRow="1" w:lastRow="0" w:firstColumn="1" w:lastColumn="0" w:noHBand="0" w:noVBand="1"/>
       </w:tblPr>
       <w:tblGrid>
-        <w:gridCol w:w="2122"/>
-        <w:gridCol w:w="7228"/>
+        <w:gridCol w:w="2449"/>
+        <w:gridCol w:w="8341"/>
       </w:tblGrid>
       <w:tr>
         <w:tc>
@@ -12413,10 +12817,31 @@
     <w:p>
       <w:pPr>
         <w:rPr>
-          <w:rFonts w:ascii="TH SarabunPSK" w:hAnsi="TH SarabunPSK" w:cs="TH SarabunPSK" w:hint="cs"/>
+          <w:rFonts w:ascii="TH SarabunPSK" w:hAnsi="TH SarabunPSK" w:cs="TH SarabunPSK"/>
           <w:sz w:val="28"/>
           <w:cs/>
         </w:rPr>
+      </w:pPr>
+    </w:p>
+    <w:p>
+      <w:pPr>
+        <w:pStyle w:val="af"/>
+        <w:keepNext/>
+        <w:rPr>
+          <w:rFonts w:ascii="TH SarabunPSK" w:hAnsi="TH SarabunPSK" w:cs="TH SarabunPSK"/>
+          <w:i w:val="0"/>
+          <w:iCs w:val="0"/>
+          <w:color w:val="auto"/>
+          <w:sz w:val="28"/>
+          <w:szCs w:val="28"/>
+          <w:cs/>
+        </w:rPr>
+        <w:sectPr>
+          <w:pgSz w:w="12240" w:h="15840"/>
+          <w:pgMar w:top="720" w:right="720" w:bottom="720" w:left="720" w:header="708" w:footer="708" w:gutter="0"/>
+          <w:cols w:space="708"/>
+          <w:docGrid w:linePitch="360"/>
+        </w:sectPr>
       </w:pPr>
     </w:p>
     <w:p>
@@ -12572,8 +12997,8 @@
         <w:tblLook w:val="04A0" w:firstRow="1" w:lastRow="0" w:firstColumn="1" w:lastColumn="0" w:noHBand="0" w:noVBand="1"/>
       </w:tblPr>
       <w:tblGrid>
-        <w:gridCol w:w="2122"/>
-        <w:gridCol w:w="7228"/>
+        <w:gridCol w:w="2449"/>
+        <w:gridCol w:w="8341"/>
       </w:tblGrid>
       <w:tr>
         <w:tc>
@@ -13357,39 +13782,25 @@
           <w:sz w:val="28"/>
           <w:cs/>
         </w:rPr>
-      </w:pPr>
-      <w:r>
-        <w:rPr>
-          <w:rFonts w:ascii="TH SarabunPSK" w:hAnsi="TH SarabunPSK" w:cs="TH SarabunPSK"/>
-          <w:i/>
-          <w:iCs/>
-          <w:sz w:val="28"/>
-          <w:cs/>
-        </w:rPr>
-        <w:br w:type="page"/>
-      </w:r>
+        <w:sectPr>
+          <w:pgSz w:w="12240" w:h="15840"/>
+          <w:pgMar w:top="720" w:right="720" w:bottom="720" w:left="720" w:header="708" w:footer="708" w:gutter="0"/>
+          <w:cols w:space="708"/>
+          <w:docGrid w:linePitch="360"/>
+        </w:sectPr>
+      </w:pPr>
     </w:p>
     <w:p>
       <w:pPr>
-        <w:pStyle w:val="af"/>
-        <w:keepNext/>
         <w:rPr>
           <w:rFonts w:ascii="TH SarabunPSK" w:hAnsi="TH SarabunPSK" w:cs="TH SarabunPSK"/>
-          <w:i w:val="0"/>
-          <w:iCs w:val="0"/>
-          <w:color w:val="auto"/>
-          <w:sz w:val="28"/>
-          <w:szCs w:val="28"/>
+          <w:sz w:val="28"/>
         </w:rPr>
       </w:pPr>
       <w:r>
         <w:rPr>
           <w:rFonts w:ascii="TH SarabunPSK" w:hAnsi="TH SarabunPSK" w:cs="TH SarabunPSK" w:hint="cs"/>
-          <w:i w:val="0"/>
-          <w:iCs w:val="0"/>
-          <w:color w:val="auto"/>
-          <w:sz w:val="28"/>
-          <w:szCs w:val="28"/>
+          <w:sz w:val="28"/>
           <w:cs/>
         </w:rPr>
         <w:lastRenderedPageBreak/>
@@ -13398,11 +13809,9 @@
       <w:r>
         <w:rPr>
           <w:rFonts w:ascii="TH SarabunPSK" w:hAnsi="TH SarabunPSK" w:cs="TH SarabunPSK" w:hint="cs"/>
-          <w:i w:val="0"/>
-          <w:iCs w:val="0"/>
-          <w:color w:val="auto"/>
-          <w:sz w:val="28"/>
-          <w:szCs w:val="28"/>
+          <w:i/>
+          <w:iCs/>
+          <w:sz w:val="28"/>
           <w:cs/>
         </w:rPr>
         <w:fldChar w:fldCharType="begin"/>
@@ -13410,11 +13819,7 @@
       <w:r>
         <w:rPr>
           <w:rFonts w:ascii="TH SarabunPSK" w:hAnsi="TH SarabunPSK" w:cs="TH SarabunPSK" w:hint="cs"/>
-          <w:i w:val="0"/>
-          <w:iCs w:val="0"/>
-          <w:color w:val="auto"/>
-          <w:sz w:val="28"/>
-          <w:szCs w:val="28"/>
+          <w:sz w:val="28"/>
           <w:cs/>
         </w:rPr>
         <w:instrText xml:space="preserve"> </w:instrText>
@@ -13422,22 +13827,14 @@
       <w:r>
         <w:rPr>
           <w:rFonts w:ascii="TH SarabunPSK" w:hAnsi="TH SarabunPSK" w:cs="TH SarabunPSK" w:hint="cs"/>
-          <w:i w:val="0"/>
-          <w:iCs w:val="0"/>
-          <w:color w:val="auto"/>
-          <w:sz w:val="28"/>
-          <w:szCs w:val="28"/>
+          <w:sz w:val="28"/>
         </w:rPr>
         <w:instrText xml:space="preserve">SEQ </w:instrText>
       </w:r>
       <w:r>
         <w:rPr>
           <w:rFonts w:ascii="TH SarabunPSK" w:hAnsi="TH SarabunPSK" w:cs="TH SarabunPSK" w:hint="cs"/>
-          <w:i w:val="0"/>
-          <w:iCs w:val="0"/>
-          <w:color w:val="auto"/>
-          <w:sz w:val="28"/>
-          <w:szCs w:val="28"/>
+          <w:sz w:val="28"/>
           <w:cs/>
         </w:rPr>
         <w:instrText>ตารางที่</w:instrText>
@@ -13445,22 +13842,14 @@
       <w:r>
         <w:rPr>
           <w:rFonts w:ascii="TH SarabunPSK" w:hAnsi="TH SarabunPSK" w:cs="TH SarabunPSK" w:hint="cs"/>
-          <w:i w:val="0"/>
-          <w:iCs w:val="0"/>
-          <w:color w:val="auto"/>
-          <w:sz w:val="28"/>
-          <w:szCs w:val="28"/>
+          <w:sz w:val="28"/>
         </w:rPr>
         <w:instrText>_ \* ARABIC</w:instrText>
       </w:r>
       <w:r>
         <w:rPr>
           <w:rFonts w:ascii="TH SarabunPSK" w:hAnsi="TH SarabunPSK" w:cs="TH SarabunPSK" w:hint="cs"/>
-          <w:i w:val="0"/>
-          <w:iCs w:val="0"/>
-          <w:color w:val="auto"/>
-          <w:sz w:val="28"/>
-          <w:szCs w:val="28"/>
+          <w:sz w:val="28"/>
           <w:cs/>
         </w:rPr>
         <w:instrText xml:space="preserve"> </w:instrText>
@@ -13468,11 +13857,9 @@
       <w:r>
         <w:rPr>
           <w:rFonts w:ascii="TH SarabunPSK" w:hAnsi="TH SarabunPSK" w:cs="TH SarabunPSK" w:hint="cs"/>
-          <w:i w:val="0"/>
-          <w:iCs w:val="0"/>
-          <w:color w:val="auto"/>
-          <w:sz w:val="28"/>
-          <w:szCs w:val="28"/>
+          <w:i/>
+          <w:iCs/>
+          <w:sz w:val="28"/>
           <w:cs/>
         </w:rPr>
         <w:fldChar w:fldCharType="separate"/>
@@ -13480,12 +13867,8 @@
       <w:r>
         <w:rPr>
           <w:rFonts w:ascii="TH SarabunPSK" w:hAnsi="TH SarabunPSK" w:cs="TH SarabunPSK" w:hint="cs"/>
-          <w:i w:val="0"/>
-          <w:iCs w:val="0"/>
           <w:noProof/>
-          <w:color w:val="auto"/>
-          <w:sz w:val="28"/>
-          <w:szCs w:val="28"/>
+          <w:sz w:val="28"/>
           <w:cs/>
         </w:rPr>
         <w:t>16</w:t>
@@ -13493,11 +13876,9 @@
       <w:r>
         <w:rPr>
           <w:rFonts w:ascii="TH SarabunPSK" w:hAnsi="TH SarabunPSK" w:cs="TH SarabunPSK" w:hint="cs"/>
-          <w:i w:val="0"/>
-          <w:iCs w:val="0"/>
-          <w:color w:val="auto"/>
-          <w:sz w:val="28"/>
-          <w:szCs w:val="28"/>
+          <w:i/>
+          <w:iCs/>
+          <w:sz w:val="28"/>
           <w:cs/>
         </w:rPr>
         <w:fldChar w:fldCharType="end"/>
@@ -13505,11 +13886,7 @@
       <w:r>
         <w:rPr>
           <w:rFonts w:ascii="TH SarabunPSK" w:hAnsi="TH SarabunPSK" w:cs="TH SarabunPSK" w:hint="cs"/>
-          <w:i w:val="0"/>
-          <w:iCs w:val="0"/>
-          <w:color w:val="auto"/>
-          <w:sz w:val="28"/>
-          <w:szCs w:val="28"/>
+          <w:sz w:val="28"/>
           <w:cs/>
         </w:rPr>
         <w:t xml:space="preserve"> ติดตามสถานะขั้นตอนการฝึกงานของนักศึกษา</w:t>
@@ -13522,8 +13899,8 @@
         <w:tblLook w:val="04A0" w:firstRow="1" w:lastRow="0" w:firstColumn="1" w:lastColumn="0" w:noHBand="0" w:noVBand="1"/>
       </w:tblPr>
       <w:tblGrid>
-        <w:gridCol w:w="2122"/>
-        <w:gridCol w:w="7228"/>
+        <w:gridCol w:w="2449"/>
+        <w:gridCol w:w="8341"/>
       </w:tblGrid>
       <w:tr>
         <w:tc>
@@ -14251,6 +14628,27 @@
           <w:rFonts w:ascii="TH SarabunPSK" w:hAnsi="TH SarabunPSK" w:cs="TH SarabunPSK"/>
           <w:sz w:val="28"/>
         </w:rPr>
+      </w:pPr>
+    </w:p>
+    <w:p>
+      <w:pPr>
+        <w:pStyle w:val="af"/>
+        <w:keepNext/>
+        <w:rPr>
+          <w:rFonts w:ascii="TH SarabunPSK" w:hAnsi="TH SarabunPSK" w:cs="TH SarabunPSK"/>
+          <w:i w:val="0"/>
+          <w:iCs w:val="0"/>
+          <w:color w:val="auto"/>
+          <w:sz w:val="28"/>
+          <w:szCs w:val="28"/>
+          <w:cs/>
+        </w:rPr>
+        <w:sectPr>
+          <w:pgSz w:w="12240" w:h="15840"/>
+          <w:pgMar w:top="720" w:right="720" w:bottom="720" w:left="720" w:header="708" w:footer="708" w:gutter="0"/>
+          <w:cols w:space="708"/>
+          <w:docGrid w:linePitch="360"/>
+        </w:sectPr>
       </w:pPr>
     </w:p>
     <w:p>
@@ -14311,8 +14709,8 @@
         <w:tblLook w:val="04A0" w:firstRow="1" w:lastRow="0" w:firstColumn="1" w:lastColumn="0" w:noHBand="0" w:noVBand="1"/>
       </w:tblPr>
       <w:tblGrid>
-        <w:gridCol w:w="2122"/>
-        <w:gridCol w:w="7228"/>
+        <w:gridCol w:w="2449"/>
+        <w:gridCol w:w="8341"/>
       </w:tblGrid>
       <w:tr>
         <w:tc>
@@ -15226,6 +15624,27 @@
         </w:tc>
       </w:tr>
     </w:tbl>
+    <w:p>
+      <w:pPr>
+        <w:pStyle w:val="af"/>
+        <w:keepNext/>
+        <w:rPr>
+          <w:rFonts w:ascii="TH SarabunPSK" w:hAnsi="TH SarabunPSK" w:cs="TH SarabunPSK"/>
+          <w:i w:val="0"/>
+          <w:iCs w:val="0"/>
+          <w:color w:val="auto"/>
+          <w:sz w:val="28"/>
+          <w:szCs w:val="28"/>
+          <w:cs/>
+        </w:rPr>
+        <w:sectPr>
+          <w:pgSz w:w="12240" w:h="15840"/>
+          <w:pgMar w:top="720" w:right="720" w:bottom="720" w:left="720" w:header="708" w:footer="708" w:gutter="0"/>
+          <w:cols w:space="708"/>
+          <w:docGrid w:linePitch="360"/>
+        </w:sectPr>
+      </w:pPr>
+    </w:p>
     <w:p>
       <w:pPr>
         <w:pStyle w:val="af"/>
@@ -15297,8 +15716,8 @@
         <w:tblLook w:val="04A0" w:firstRow="1" w:lastRow="0" w:firstColumn="1" w:lastColumn="0" w:noHBand="0" w:noVBand="1"/>
       </w:tblPr>
       <w:tblGrid>
-        <w:gridCol w:w="2121"/>
-        <w:gridCol w:w="7655"/>
+        <w:gridCol w:w="2448"/>
+        <w:gridCol w:w="8834"/>
       </w:tblGrid>
       <w:tr>
         <w:tc>
@@ -16254,6 +16673,21 @@
         <w:rPr>
           <w:rFonts w:ascii="TH SarabunPSK" w:hAnsi="TH SarabunPSK" w:cs="TH SarabunPSK"/>
           <w:sz w:val="28"/>
+          <w:cs/>
+        </w:rPr>
+        <w:sectPr>
+          <w:pgSz w:w="12240" w:h="15840"/>
+          <w:pgMar w:top="720" w:right="720" w:bottom="720" w:left="720" w:header="708" w:footer="708" w:gutter="0"/>
+          <w:cols w:space="708"/>
+          <w:docGrid w:linePitch="360"/>
+        </w:sectPr>
+      </w:pPr>
+    </w:p>
+    <w:p>
+      <w:pPr>
+        <w:rPr>
+          <w:rFonts w:ascii="TH SarabunPSK" w:hAnsi="TH SarabunPSK" w:cs="TH SarabunPSK"/>
+          <w:sz w:val="28"/>
         </w:rPr>
       </w:pPr>
       <w:r>
@@ -16262,6 +16696,7 @@
           <w:sz w:val="28"/>
           <w:cs/>
         </w:rPr>
+        <w:lastRenderedPageBreak/>
         <w:t xml:space="preserve">ตารางที่  </w:t>
       </w:r>
       <w:r>
@@ -16297,8 +16732,8 @@
         <w:tblLook w:val="04A0" w:firstRow="1" w:lastRow="0" w:firstColumn="1" w:lastColumn="0" w:noHBand="0" w:noVBand="1"/>
       </w:tblPr>
       <w:tblGrid>
-        <w:gridCol w:w="2122"/>
-        <w:gridCol w:w="7228"/>
+        <w:gridCol w:w="2449"/>
+        <w:gridCol w:w="8341"/>
       </w:tblGrid>
       <w:tr>
         <w:tc>
@@ -17017,6 +17452,27 @@
           <w:rFonts w:ascii="TH SarabunPSK" w:hAnsi="TH SarabunPSK" w:cs="TH SarabunPSK"/>
           <w:sz w:val="28"/>
         </w:rPr>
+      </w:pPr>
+    </w:p>
+    <w:p>
+      <w:pPr>
+        <w:pStyle w:val="af"/>
+        <w:keepNext/>
+        <w:rPr>
+          <w:rFonts w:ascii="TH SarabunPSK" w:hAnsi="TH SarabunPSK" w:cs="TH SarabunPSK"/>
+          <w:i w:val="0"/>
+          <w:iCs w:val="0"/>
+          <w:color w:val="auto"/>
+          <w:sz w:val="28"/>
+          <w:szCs w:val="28"/>
+          <w:cs/>
+        </w:rPr>
+        <w:sectPr>
+          <w:pgSz w:w="12240" w:h="15840"/>
+          <w:pgMar w:top="720" w:right="720" w:bottom="720" w:left="720" w:header="708" w:footer="708" w:gutter="0"/>
+          <w:cols w:space="708"/>
+          <w:docGrid w:linePitch="360"/>
+        </w:sectPr>
       </w:pPr>
     </w:p>
     <w:p>
@@ -17091,8 +17547,8 @@
         <w:tblLook w:val="04A0" w:firstRow="1" w:lastRow="0" w:firstColumn="1" w:lastColumn="0" w:noHBand="0" w:noVBand="1"/>
       </w:tblPr>
       <w:tblGrid>
-        <w:gridCol w:w="2122"/>
-        <w:gridCol w:w="7228"/>
+        <w:gridCol w:w="2449"/>
+        <w:gridCol w:w="8341"/>
       </w:tblGrid>
       <w:tr>
         <w:tc>
@@ -17722,6 +18178,27 @@
           <w:rFonts w:ascii="TH SarabunPSK" w:hAnsi="TH SarabunPSK" w:cs="TH SarabunPSK"/>
           <w:sz w:val="28"/>
         </w:rPr>
+      </w:pPr>
+    </w:p>
+    <w:p>
+      <w:pPr>
+        <w:pStyle w:val="af"/>
+        <w:keepNext/>
+        <w:rPr>
+          <w:rFonts w:ascii="TH SarabunPSK" w:hAnsi="TH SarabunPSK" w:cs="TH SarabunPSK"/>
+          <w:i w:val="0"/>
+          <w:iCs w:val="0"/>
+          <w:color w:val="auto"/>
+          <w:sz w:val="28"/>
+          <w:szCs w:val="28"/>
+          <w:cs/>
+        </w:rPr>
+        <w:sectPr>
+          <w:pgSz w:w="12240" w:h="15840"/>
+          <w:pgMar w:top="720" w:right="720" w:bottom="720" w:left="720" w:header="708" w:footer="708" w:gutter="0"/>
+          <w:cols w:space="708"/>
+          <w:docGrid w:linePitch="360"/>
+        </w:sectPr>
       </w:pPr>
     </w:p>
     <w:p>
@@ -17782,8 +18259,8 @@
         <w:tblLook w:val="04A0" w:firstRow="1" w:lastRow="0" w:firstColumn="1" w:lastColumn="0" w:noHBand="0" w:noVBand="1"/>
       </w:tblPr>
       <w:tblGrid>
-        <w:gridCol w:w="2122"/>
-        <w:gridCol w:w="7228"/>
+        <w:gridCol w:w="2449"/>
+        <w:gridCol w:w="8341"/>
       </w:tblGrid>
       <w:tr>
         <w:tc>
@@ -18465,6 +18942,27 @@
           <w:rFonts w:ascii="TH SarabunPSK" w:hAnsi="TH SarabunPSK" w:cs="TH SarabunPSK"/>
           <w:sz w:val="28"/>
         </w:rPr>
+      </w:pPr>
+    </w:p>
+    <w:p>
+      <w:pPr>
+        <w:pStyle w:val="af"/>
+        <w:keepNext/>
+        <w:rPr>
+          <w:rFonts w:ascii="TH SarabunPSK" w:hAnsi="TH SarabunPSK" w:cs="TH SarabunPSK"/>
+          <w:i w:val="0"/>
+          <w:iCs w:val="0"/>
+          <w:color w:val="auto"/>
+          <w:sz w:val="28"/>
+          <w:szCs w:val="28"/>
+          <w:cs/>
+        </w:rPr>
+        <w:sectPr>
+          <w:pgSz w:w="12240" w:h="15840"/>
+          <w:pgMar w:top="720" w:right="720" w:bottom="720" w:left="720" w:header="708" w:footer="708" w:gutter="0"/>
+          <w:cols w:space="708"/>
+          <w:docGrid w:linePitch="360"/>
+        </w:sectPr>
       </w:pPr>
     </w:p>
     <w:p>
@@ -18521,17 +19019,17 @@
     <w:tbl>
       <w:tblPr>
         <w:tblStyle w:val="ae"/>
-        <w:tblW w:w="5000" w:type="pct"/>
+        <w:tblW w:w="5228" w:type="pct"/>
         <w:tblLook w:val="04A0" w:firstRow="1" w:lastRow="0" w:firstColumn="1" w:lastColumn="0" w:noHBand="0" w:noVBand="1"/>
       </w:tblPr>
       <w:tblGrid>
-        <w:gridCol w:w="2122"/>
-        <w:gridCol w:w="7228"/>
+        <w:gridCol w:w="2448"/>
+        <w:gridCol w:w="8834"/>
       </w:tblGrid>
       <w:tr>
         <w:tc>
           <w:tcPr>
-            <w:tcW w:w="1135" w:type="pct"/>
+            <w:tcW w:w="1085" w:type="pct"/>
           </w:tcPr>
           <w:p>
             <w:pPr>
@@ -18555,7 +19053,7 @@
         </w:tc>
         <w:tc>
           <w:tcPr>
-            <w:tcW w:w="3865" w:type="pct"/>
+            <w:tcW w:w="3915" w:type="pct"/>
           </w:tcPr>
           <w:p>
             <w:pPr>
@@ -18578,7 +19076,7 @@
       <w:tr>
         <w:tc>
           <w:tcPr>
-            <w:tcW w:w="1135" w:type="pct"/>
+            <w:tcW w:w="1085" w:type="pct"/>
           </w:tcPr>
           <w:p>
             <w:pPr>
@@ -18602,7 +19100,7 @@
         </w:tc>
         <w:tc>
           <w:tcPr>
-            <w:tcW w:w="3865" w:type="pct"/>
+            <w:tcW w:w="3915" w:type="pct"/>
           </w:tcPr>
           <w:p>
             <w:pPr>
@@ -18625,7 +19123,7 @@
       <w:tr>
         <w:tc>
           <w:tcPr>
-            <w:tcW w:w="1135" w:type="pct"/>
+            <w:tcW w:w="1085" w:type="pct"/>
           </w:tcPr>
           <w:p>
             <w:pPr>
@@ -18649,7 +19147,7 @@
         </w:tc>
         <w:tc>
           <w:tcPr>
-            <w:tcW w:w="3865" w:type="pct"/>
+            <w:tcW w:w="3915" w:type="pct"/>
           </w:tcPr>
           <w:p>
             <w:pPr>
@@ -18672,7 +19170,7 @@
       <w:tr>
         <w:tc>
           <w:tcPr>
-            <w:tcW w:w="1135" w:type="pct"/>
+            <w:tcW w:w="1085" w:type="pct"/>
           </w:tcPr>
           <w:p>
             <w:pPr>
@@ -18696,7 +19194,7 @@
         </w:tc>
         <w:tc>
           <w:tcPr>
-            <w:tcW w:w="3865" w:type="pct"/>
+            <w:tcW w:w="3915" w:type="pct"/>
           </w:tcPr>
           <w:p>
             <w:pPr>
@@ -18735,7 +19233,7 @@
       <w:tr>
         <w:tc>
           <w:tcPr>
-            <w:tcW w:w="1135" w:type="pct"/>
+            <w:tcW w:w="1085" w:type="pct"/>
           </w:tcPr>
           <w:p>
             <w:pPr>
@@ -18759,22 +19257,22 @@
         </w:tc>
         <w:tc>
           <w:tcPr>
-            <w:tcW w:w="3865" w:type="pct"/>
-          </w:tcPr>
-          <w:p>
-            <w:pPr>
-              <w:rPr>
-                <w:rFonts w:ascii="TH SarabunPSK" w:hAnsi="TH SarabunPSK" w:cs="TH SarabunPSK"/>
-                <w:sz w:val="28"/>
-              </w:rPr>
-            </w:pPr>
-            <w:r>
-              <w:rPr>
-                <w:rFonts w:ascii="TH SarabunPSK" w:hAnsi="TH SarabunPSK" w:cs="TH SarabunPSK" w:hint="cs"/>
-                <w:sz w:val="28"/>
-                <w:cs/>
-              </w:rPr>
-              <w:t>ผู้ดูแลระบบต้องเข้าสู่ระบบ สำเร็จแล้ว ผู้ดูแลระบบต้องมีสิทธิ์ระดับสูงสุดในการจัดการบัญชี ระบบฐานข้อมูลพร้อมใช้งาน</w:t>
+            <w:tcW w:w="3915" w:type="pct"/>
+          </w:tcPr>
+          <w:p>
+            <w:pPr>
+              <w:rPr>
+                <w:rFonts w:ascii="TH SarabunPSK" w:hAnsi="TH SarabunPSK" w:cs="TH SarabunPSK"/>
+                <w:sz w:val="28"/>
+              </w:rPr>
+            </w:pPr>
+            <w:r>
+              <w:rPr>
+                <w:rFonts w:ascii="TH SarabunPSK" w:hAnsi="TH SarabunPSK" w:cs="TH SarabunPSK" w:hint="cs"/>
+                <w:sz w:val="28"/>
+                <w:cs/>
+              </w:rPr>
+              <w:t>ผู้ดูแลระบบต้องเข้าสู่ระบบสำเร็จ ผู้ดูแลระบบต้องมีสิทธิ์ระดับสูงสุดในการจัดการบัญชี ระบบฐานข้อมูลพร้อมใช้งาน</w:t>
             </w:r>
           </w:p>
         </w:tc>
@@ -18782,7 +19280,7 @@
       <w:tr>
         <w:tc>
           <w:tcPr>
-            <w:tcW w:w="1135" w:type="pct"/>
+            <w:tcW w:w="1085" w:type="pct"/>
           </w:tcPr>
           <w:p>
             <w:pPr>
@@ -18806,7 +19304,7 @@
         </w:tc>
         <w:tc>
           <w:tcPr>
-            <w:tcW w:w="3865" w:type="pct"/>
+            <w:tcW w:w="3915" w:type="pct"/>
           </w:tcPr>
           <w:p>
             <w:pPr>
@@ -18845,7 +19343,7 @@
       <w:tr>
         <w:tc>
           <w:tcPr>
-            <w:tcW w:w="1135" w:type="pct"/>
+            <w:tcW w:w="1085" w:type="pct"/>
           </w:tcPr>
           <w:p>
             <w:pPr>
@@ -18879,22 +19377,22 @@
         </w:tc>
         <w:tc>
           <w:tcPr>
-            <w:tcW w:w="3865" w:type="pct"/>
-          </w:tcPr>
-          <w:p>
-            <w:pPr>
-              <w:rPr>
-                <w:rFonts w:ascii="TH SarabunPSK" w:hAnsi="TH SarabunPSK" w:cs="TH SarabunPSK"/>
-                <w:sz w:val="28"/>
-              </w:rPr>
-            </w:pPr>
-            <w:r>
-              <w:rPr>
-                <w:rFonts w:ascii="TH SarabunPSK" w:hAnsi="TH SarabunPSK" w:cs="TH SarabunPSK" w:hint="cs"/>
-                <w:sz w:val="28"/>
-                <w:cs/>
-              </w:rPr>
-              <w:t>ชื่อผู้ใช้ หรืออีเมลต้องไม่ซ้ำกันในระบบ บัญชีผู้ใช้ทุกบัญชีต้องมีบทบาท กำหนดไว้ชัดเจน ผู้ดูแลระบบไม่สามารถลบบัญชีของตนเองขณะใช้งานอยู่ การลบบัญชีควรใช้การ “ปิดการใช้งาน</w:t>
+            <w:tcW w:w="3915" w:type="pct"/>
+          </w:tcPr>
+          <w:p>
+            <w:pPr>
+              <w:rPr>
+                <w:rFonts w:ascii="TH SarabunPSK" w:hAnsi="TH SarabunPSK" w:cs="TH SarabunPSK"/>
+                <w:sz w:val="28"/>
+              </w:rPr>
+            </w:pPr>
+            <w:r>
+              <w:rPr>
+                <w:rFonts w:ascii="TH SarabunPSK" w:hAnsi="TH SarabunPSK" w:cs="TH SarabunPSK" w:hint="cs"/>
+                <w:sz w:val="28"/>
+                <w:cs/>
+              </w:rPr>
+              <w:t>ชื่อผู้ใช้ หรืออีเมลต้องไม่ซ้ำกันในระบบ บัญชีผู้ใช้ทุกบัญชีต้องมีบทบาทกำหนดไว้ชัดเจน ผู้ดูแลระบบไม่สามารถลบบัญชีของตนเองขณะใช้งานอยู่ การลบบัญชีควรใช้การ “ปิดการใช้งาน</w:t>
             </w:r>
             <w:r>
               <w:rPr>
@@ -18917,7 +19415,7 @@
       <w:tr>
         <w:tc>
           <w:tcPr>
-            <w:tcW w:w="1135" w:type="pct"/>
+            <w:tcW w:w="1085" w:type="pct"/>
           </w:tcPr>
           <w:p>
             <w:pPr>
@@ -18941,7 +19439,7 @@
         </w:tc>
         <w:tc>
           <w:tcPr>
-            <w:tcW w:w="3865" w:type="pct"/>
+            <w:tcW w:w="3915" w:type="pct"/>
           </w:tcPr>
           <w:p>
             <w:pPr>
@@ -19300,7 +19798,7 @@
       <w:tr>
         <w:tc>
           <w:tcPr>
-            <w:tcW w:w="1135" w:type="pct"/>
+            <w:tcW w:w="1085" w:type="pct"/>
           </w:tcPr>
           <w:p>
             <w:pPr>
@@ -19324,7 +19822,7 @@
         </w:tc>
         <w:tc>
           <w:tcPr>
-            <w:tcW w:w="3865" w:type="pct"/>
+            <w:tcW w:w="3915" w:type="pct"/>
           </w:tcPr>
           <w:p>
             <w:pPr>
@@ -19411,7 +19909,6 @@
                 <w:sz w:val="28"/>
                 <w:cs/>
               </w:rPr>
-              <w:lastRenderedPageBreak/>
               <w:t>ระบบแจ้งเตือน</w:t>
             </w:r>
           </w:p>
@@ -19454,23 +19951,6 @@
         <w:rPr>
           <w:rFonts w:ascii="TH SarabunPSK" w:hAnsi="TH SarabunPSK" w:cs="TH SarabunPSK"/>
           <w:sz w:val="28"/>
-          <w:cs/>
-        </w:rPr>
-      </w:pPr>
-      <w:r>
-        <w:rPr>
-          <w:rFonts w:ascii="TH SarabunPSK" w:hAnsi="TH SarabunPSK" w:cs="TH SarabunPSK" w:hint="cs"/>
-          <w:sz w:val="28"/>
-          <w:cs/>
-        </w:rPr>
-        <w:br w:type="page"/>
-      </w:r>
-    </w:p>
-    <w:p>
-      <w:pPr>
-        <w:rPr>
-          <w:rFonts w:ascii="TH SarabunPSK" w:hAnsi="TH SarabunPSK" w:cs="TH SarabunPSK"/>
-          <w:sz w:val="28"/>
         </w:rPr>
       </w:pPr>
     </w:p>
@@ -19484,7 +19964,7 @@
     </w:p>
     <w:sectPr>
       <w:pgSz w:w="12240" w:h="15840"/>
-      <w:pgMar w:top="1440" w:right="1440" w:bottom="1440" w:left="1440" w:header="708" w:footer="708" w:gutter="0"/>
+      <w:pgMar w:top="720" w:right="720" w:bottom="720" w:left="720" w:header="708" w:footer="708" w:gutter="0"/>
       <w:cols w:space="708"/>
       <w:docGrid w:linePitch="360"/>
     </w:sectPr>
